--- a/docs/ISL-Studio-Manual.docx
+++ b/docs/ISL-Studio-Manual.docx
@@ -839,7 +839,7 @@
           <w:sz w:val="20"/>
           <w:szCs w:val="20"/>
         </w:rPr>
-        <w:t xml:space="preserve">물리 모델의 유도, 코드 구조, OGS 파이프라인의 상세는 함께 배포되는 README.md와 COMPARE.md에 있습니다. 이 문서는 화면을 열어 조작하고 결과를 읽는 방법에 집중합니다.</w:t>
+        <w:t xml:space="preserve">물리 모델의 지배방정식·수치기법·OpenGeoSys 구성의 상세는 함께 배포되는 「기술 배경서」(ISL-Studio-Technical-Background.docx)에, 비교 실험의 원자료와 결함 기록은 README.md와 COMPARE.md에 있습니다. 이 문서는 화면을 열어 조작하고 결과를 읽는 방법에 집중합니다.</w:t>
       </w:r>
     </w:p>
     <w:p>

--- a/docs/ISL-Studio-Manual.docx
+++ b/docs/ISL-Studio-Manual.docx
@@ -765,7 +765,7 @@
           <w:sz w:val="20"/>
           <w:szCs w:val="20"/>
         </w:rPr>
-        <w:t xml:space="preserve">우라늄·구리 ISR에서 쓰는 방식. 포화 피압대수층에 주입정과 회수정을 격자로 배치하고, 양수량을 주입량보다 몇 % 많게(bleed) 유지해 침출액을 수리학적으로 가둡니다.</w:t>
+        <w:t xml:space="preserve">우라늄·구리 ISR에서 쓰는 방식. 포화 피압대수층에 주입정과 회수정을 격자로 배치하고, 양수량을 주입량보다 몇 % 많게(bleed) 유지해 침출제을 수리학적으로 가둡니다.</w:t>
       </w:r>
     </w:p>
     <w:p>
@@ -1091,7 +1091,7 @@
           <w:sz w:val="20"/>
           <w:szCs w:val="20"/>
         </w:rPr>
-        <w:t xml:space="preserve">사면 중력식 탭에서 하단의 재생 버튼(▶)을 누르거나 스페이스바를 누릅니다. 속도는 3×가 적당합니다. 침출액(시안색)이 표토를 지나 기반암 위에 고이고 사면 아래로 흐르는 것을 봅니다.</w:t>
+        <w:t xml:space="preserve">사면 중력식 탭에서 하단의 재생 버튼(▶)을 누르거나 스페이스바를 누릅니다. 속도는 3×가 적당합니다. 침출제(시안색)이 표토를 지나 기반암 위에 고이고 사면 아래로 흐르는 것을 봅니다.</w:t>
       </w:r>
     </w:p>
     <w:p>
@@ -1419,7 +1419,7 @@
                 <w:sz w:val="18"/>
                 <w:szCs w:val="18"/>
               </w:rPr>
-              <w:t xml:space="preserve">로고, 탭(사면 중력식 / 정호 패턴식 / 비교), PROTOTYPE 배지와 ? 버튼(누르면 안내 창)</w:t>
+              <w:t xml:space="preserve">로고, 탭(사면 중력식 / 정호 패턴식 / 비교), KO/EN 언어 전환, PROTOTYPE 배지와 ? 버튼(누르면 안내 창)</w:t>
             </w:r>
           </w:p>
         </w:tc>
@@ -1739,7 +1739,7 @@
                 <w:sz w:val="18"/>
                 <w:szCs w:val="18"/>
               </w:rPr>
-              <w:t xml:space="preserve">경과 시간(일 또는 PV), 현재 단계, 지금 일어나는 일의 한 줄 설명. 참조해를 겹치면 “OGS 참조해 표시 중” 줄이 추가됨</w:t>
+              <w:t xml:space="preserve">경과 시간(일 또는 PV — 옆의 ⓘ에 시간축 설명), 현재 단계와 구간(침출 0–5 PV, 복원 5–7 PV), 지금 일어나는 일의 한 줄 설명. 3D 면에 OGS 결과를 켜면 그 상태를 알리는 줄이 추가됨</w:t>
             </w:r>
           </w:p>
         </w:tc>
@@ -1899,7 +1899,7 @@
                 <w:sz w:val="18"/>
                 <w:szCs w:val="18"/>
               </w:rPr>
-              <w:t xml:space="preserve">핵심 지표 3개(정상·주의·위험 표시), 경고, 시간 이력 차트(위: 회수율·유실률 %, 아래: 안전율 또는 모액 농도), 상세 지표·모델 한계(접힘)</w:t>
+              <w:t xml:space="preserve">핵심 지표 3개(정상·주의·위험 표시), 경고, 시간 이력 차트(위: 회수율·유실률 %, 아래: 안전율 또는 모액 농도), 참조해 비교(참조해를 불러오면 나타남), 상세 지표·모델 한계(접힘)</w:t>
             </w:r>
           </w:p>
         </w:tc>
@@ -1989,6 +1989,19 @@
       <w:pPr>
         <w:spacing w:after="120"/>
       </w:pPr>
+    </w:p>
+    <w:p>
+      <w:pPr>
+        <w:spacing w:after="120" w:line="320"/>
+      </w:pPr>
+      <w:r>
+        <w:rPr>
+          <w:rFonts w:ascii="Malgun Gothic" w:cs="Malgun Gothic" w:eastAsia="Malgun Gothic" w:hAnsi="Malgun Gothic"/>
+          <w:sz w:val="20"/>
+          <w:szCs w:val="20"/>
+        </w:rPr>
+        <w:t xml:space="preserve">화면 문구는 한국어와 영어 두 벌입니다. 앱 바 우측의 KO/EN 버튼으로 바꾸며, 선택은 브라우저에 기억됩니다. 주소에 ?lang=en을 붙여 열면 처음부터 영어로 열립니다. 이 설명서와 기술 배경서는 한국어판만 있습니다.</w:t>
+      </w:r>
     </w:p>
     <w:p>
       <w:pPr>
@@ -2446,7 +2459,7 @@
           <w:sz w:val="20"/>
           <w:szCs w:val="20"/>
         </w:rPr>
-        <w:t xml:space="preserve">100 × 60 m 사면 도메인을 2.5 m 격자(40 × 24 × 28 셀)로 나눕니다. 표토(1.5 m), 전풍화층(광체, 10 m), 반풍화층(6.5 m), 기반암(자연 차수층)의 4개 층이 지형을 따라 놓입니다. 투수계수는 Yuan et al. (2025) Table 1의 7.08 / 2.59 / 1.30 / 0.00038 m/d를 씁니다. 표토와 기반암 사이에 네 자릿수 차이가 있어 침출액은 표토를 순식간에 지나 기반암 위에서 멈춥니다.</w:t>
+        <w:t xml:space="preserve">100 × 60 m 사면 도메인을 2.5 m 격자(40 × 24 × 28 셀)로 나눕니다. 표토(1.5 m), 전풍화층(광체, 10 m), 반풍화층(6.5 m), 기반암(자연 차수층)의 4개 층이 지형을 따라 놓입니다. 투수계수는 Yuan et al. (2025) Table 1의 7.08 / 2.59 / 1.30 / 0.00038 m/d를 씁니다. 표토와 기반암 사이에 네 자릿수 차이가 있어 침출제은 표토를 순식간에 지나 기반암 위에서 멈춥니다.</w:t>
       </w:r>
     </w:p>
     <w:p>
@@ -3379,7 +3392,7 @@
                 <w:sz w:val="18"/>
                 <w:szCs w:val="18"/>
               </w:rPr>
-              <w:t xml:space="preserve">침출액</w:t>
+              <w:t xml:space="preserve">침출제</w:t>
             </w:r>
           </w:p>
         </w:tc>
@@ -3431,7 +3444,7 @@
                 <w:sz w:val="18"/>
                 <w:szCs w:val="18"/>
               </w:rPr>
-              <w:t xml:space="preserve">황산암모늄 농도. 용액이 어디까지 갔는지. 기본값</w:t>
+              <w:t xml:space="preserve">주입한 황산암모늄 용액(lixiviant) 농도. 용액이 어디까지 갔는지. 기본값</w:t>
             </w:r>
           </w:p>
         </w:tc>
@@ -3591,7 +3604,7 @@
                 <w:sz w:val="18"/>
                 <w:szCs w:val="18"/>
               </w:rPr>
-              <w:t xml:space="preserve">침출액 포화도. 정체수가 어디 고이는지</w:t>
+              <w:t xml:space="preserve">침출제 포화도. 정체수가 어디 고이는지</w:t>
             </w:r>
           </w:p>
         </w:tc>
@@ -3969,7 +3982,7 @@
           <w:sz w:val="20"/>
           <w:szCs w:val="20"/>
         </w:rPr>
-        <w:t xml:space="preserve">두께 8 m의 포화 피압대수층을 80 × 80 평면 격자로 풉니다. 수두는 정호 조건이 바뀔 때만 Laplace 방정식을 다시 풀고(SOR), 그 속도장으로 침출액과 회수 대상을 이류·분산시킵니다. 위아래 차수층은 흐름에 참여하지 않습니다. 도메인 크기는 정호군 크기에 맞춰 자동으로 정해집니다(기본 288 m).</w:t>
+        <w:t xml:space="preserve">두께 8 m의 포화 피압대수층을 80 × 80 평면 격자로 풉니다. 수두는 정호 조건이 바뀔 때만 Laplace 방정식을 다시 풀고(SOR), 그 속도장으로 침출제과 회수 대상을 이류·분산시킵니다. 위아래 차수층은 흐름에 참여하지 않습니다. 도메인 크기는 정호군 크기에 맞춰 자동으로 정해집니다(기본 288 m).</w:t>
       </w:r>
     </w:p>
     <w:p>
@@ -3982,7 +3995,7 @@
           <w:sz w:val="20"/>
           <w:szCs w:val="20"/>
         </w:rPr>
-        <w:t xml:space="preserve">시간은 일이 아니라 누적 양수 공극체적(PV)입니다. 우라늄 ISR 실무 단위이고, 정호 간격이 달라도 같은 기준으로 비교할 수 있습니다. 0–5 PV 침출, 5–7 PV 복원(주입 정지, 양수 지속).</w:t>
+        <w:t xml:space="preserve">시간은 일이 아니라 PV(pore volume, 공극체적)입니다. PV는 광체 범위의 공극 부피(면적 × 두께 × 공극률, 기본 설정 54,000 m³)이고, 시간축은 누적 양수량을 PV로 나눈 값, 즉 광체 속 물을 몇 번 갈았는가입니다. 우라늄 ISR 실무 단위이고, 정호 간격이 달라도 같은 기준으로 비교할 수 있습니다. 상태 상자의 PV 옆 ⓘ에 이 설명이 있습니다. 0–5 PV 침출(주입 + 양수), 5–7 PV 복원(주입 정지, 양수 지속). 1 PV의 일수는 양수량 기준이라 bleed에 따라 조금 달라집니다(기본 설정 129일).</w:t>
       </w:r>
     </w:p>
     <w:p>
@@ -4478,7 +4491,7 @@
                 <w:sz w:val="18"/>
                 <w:szCs w:val="18"/>
               </w:rPr>
-              <w:t xml:space="preserve">켜면 회수정이 바깥을 둘러쌈(Florence Copper 방식, 주입 4 : 회수 9). 끄면 주입정이 바깥</w:t>
+              <w:t xml:space="preserve">켜면 가장 바깥 고리가 회수정(Florence Copper 방식 · 5-spot 2×2에서 주입 4 : 회수 9, 7-spot 2×2에서 6 : 7). 끄면 주입정이 바깥</w:t>
             </w:r>
           </w:p>
         </w:tc>
@@ -4638,7 +4651,7 @@
                 <w:sz w:val="18"/>
                 <w:szCs w:val="18"/>
               </w:rPr>
-              <w:t xml:space="preserve">양수가 주입보다 많으면 안쪽으로 동수경사가 생겨 침출액이 갇힘. 음수면 밖으로 밀려남. IAEA NF-T-1.4: 수 %</w:t>
+              <w:t xml:space="preserve">양수가 주입보다 많으면 안쪽으로 동수경사가 생겨 침출제이 갇힘. 음수면 밖으로 밀려남. IAEA NF-T-1.4: 수 %</w:t>
             </w:r>
           </w:p>
         </w:tc>
@@ -5504,7 +5517,7 @@
                 <w:sz w:val="18"/>
                 <w:szCs w:val="18"/>
               </w:rPr>
-              <w:t xml:space="preserve">침출액</w:t>
+              <w:t xml:space="preserve">침출제</w:t>
             </w:r>
           </w:p>
         </w:tc>
@@ -5530,7 +5543,7 @@
                 <w:sz w:val="18"/>
                 <w:szCs w:val="18"/>
               </w:rPr>
-              <w:t xml:space="preserve">추적자 농도. 플룸이 어디까지 갔는지. 기본값</w:t>
+              <w:t xml:space="preserve">주입 용액(lixiviant)의 추적자 농도. 플룸이 어디까지 갔는지. 기본값</w:t>
             </w:r>
           </w:p>
         </w:tc>
@@ -5584,7 +5597,7 @@
                 <w:sz w:val="18"/>
                 <w:szCs w:val="18"/>
               </w:rPr>
-              <w:t xml:space="preserve">용액 중 회수 대상 농도</w:t>
+              <w:t xml:space="preserve">PLS(pregnant leach solution). 용액 중 회수 대상 농도</w:t>
             </w:r>
           </w:p>
         </w:tc>
@@ -5638,7 +5651,7 @@
                 <w:sz w:val="18"/>
                 <w:szCs w:val="18"/>
               </w:rPr>
-              <w:t xml:space="preserve">sweep. 정호 사이에 침출액이 닿지 않는 꽃잎 모양 정체 구역이 남는 것이 회수 한계의 이유</w:t>
+              <w:t xml:space="preserve">sweep. 정호 사이에 침출제이 닿지 않는 꽃잎 모양 정체 구역이 남는 것이 회수 한계의 이유</w:t>
             </w:r>
           </w:p>
         </w:tc>
@@ -5831,7 +5844,7 @@
           <w:sz w:val="20"/>
           <w:szCs w:val="20"/>
         </w:rPr>
-        <w:t xml:space="preserve">현재 도메인 내 침출액 중 광체 범위 밖에 있는 비율. 복원 양수로 되끌려오면 줄어듭니다. 상세 지표의 “유실률 최대(침출 중)”가 조업 중 최악값입니다.</w:t>
+        <w:t xml:space="preserve">현재 도메인 내 침출제 중 광체 범위 밖에 있는 비율. 복원 양수로 되끌려오면 줄어듭니다. 상세 지표의 “유실률 최대(침출 중)”가 조업 중 최악값입니다.</w:t>
       </w:r>
     </w:p>
     <w:p>
@@ -5887,7 +5900,7 @@
           <w:sz w:val="20"/>
           <w:szCs w:val="20"/>
         </w:rPr>
-        <w:t xml:space="preserve">상세 지표. 투수계수를 낮추면 정호당 주입량이 제한되어 이 값이 급격히 늘어납니다. 이온흡착형 가정(0.16 m/d)에서 135 → 695일.</w:t>
+        <w:t xml:space="preserve">상세 지표. 투수계수를 낮추면 정호당 주입량이 제한되어 이 값이 급격히 늘어납니다. 이온흡착형 가정(0.16 m/d)에서 129 → 약 660일.</w:t>
       </w:r>
     </w:p>
     <w:p>
@@ -5953,7 +5966,7 @@
           <w:sz w:val="20"/>
           <w:szCs w:val="20"/>
         </w:rPr>
-        <w:t xml:space="preserve">간격 30 → 70 m. 1 PV가 49 → 265일. 정호 수는 같은데 체류시간이 5배. Honeymoon이 광역 간격으로 간 논리.</w:t>
+        <w:t xml:space="preserve">간격 30 → 70 m. 1 PV가 46 → 250일. 정호 수는 같은데 체류시간이 5배. Honeymoon이 광역 간격으로 간 논리.</w:t>
       </w:r>
     </w:p>
     <w:p>
@@ -5971,7 +5984,7 @@
           <w:sz w:val="20"/>
           <w:szCs w:val="20"/>
         </w:rPr>
-        <w:t xml:space="preserve">이온흡착형 가정 켜기. 정호당 주입 100 → 19 m³/d, 1 PV 695일. 같은 기간을 맞추려면 정호를 5배 촘촘히 박아야 합니다. 이 방식이 이온흡착형에 맞지 않는 이유가 숫자로 나옵니다.</w:t>
+        <w:t xml:space="preserve">이온흡착형 가정 켜기. 정호당 주입 100 → 19 m³/d, 1 PV 약 660일. 같은 기간을 맞추려면 정호를 5배 촘촘히 박아야 합니다. 이 방식이 이온흡착형에 맞지 않는 이유가 숫자로 나옵니다.</w:t>
       </w:r>
     </w:p>
     <w:p>
@@ -6288,7 +6301,25 @@
           <w:sz w:val="20"/>
           <w:szCs w:val="20"/>
         </w:rPr>
-        <w:t xml:space="preserve">“OGS 참조해 표시”를 켭니다(목록에서 불러오면 자동으로 켜집니다). 침출액·수두 모드가 OGS 결과를 그리고, 브라우저 계산은 그대로 진행되어 상세 지표에 수두 RMS 차, 추적자 R², OGS sweep 접촉율이 뜹니다. 상태 상자에 “OGS 참조해 표시 중” 줄이 나타납니다.</w:t>
+        <w:t xml:space="preserve">참조해가 들어오면 우측 패널에 “참조해 비교” 섹션이 나타납니다. 현재 표시 항목(침출제 또는 수두)의 평면도를 브라우저 · OGS · 차이(브라우저 − OGS, 붉음 = 브라우저가 큼) 세 장으로 나란히 보여 주고, 그 아래에 OGS 프레임 시각, 수두 RMS 차, 추적자 R²를 씁니다. 참조해를 불러온 뒤 설정을 바꾸면 “참조해 시나리오와 현재 설정이 다름” 경고가 어떤 항목이 다른지와 함께 뜹니다.</w:t>
+      </w:r>
+    </w:p>
+    <w:p>
+      <w:pPr>
+        <w:pStyle w:val="ListParagraph"/>
+        <w:numPr>
+          <w:ilvl w:val="0"/>
+          <w:numId w:val="4"/>
+        </w:numPr>
+        <w:spacing w:after="60" w:line="300"/>
+      </w:pPr>
+      <w:r>
+        <w:rPr>
+          <w:rFonts w:ascii="Malgun Gothic" w:cs="Malgun Gothic" w:eastAsia="Malgun Gothic" w:hAnsi="Malgun Gothic"/>
+          <w:sz w:val="20"/>
+          <w:szCs w:val="20"/>
+        </w:rPr>
+        <w:t xml:space="preserve">“3D 면에 OGS 결과 표시”를 켜면(목록에서 불러오면 자동으로 켜집니다) 3D 평면의 침출제·수두가 브라우저 대신 OGS 결과로 바뀝니다. 브라우저 계산은 그대로 진행됩니다. 상태 상자에 “3D 면 = OGS 참조해” 줄이 나타나고, OGS에 없는 표시 항목(모액·침출 진행도)이나 OGS 데이터 범위 밖에서는 그 사실을 알리고 브라우저 결과를 그립니다. 참조해는 침출 0–5 PV와 복원 5–7 PV를 모두 담고 있습니다.</w:t>
       </w:r>
     </w:p>
     <w:p>
@@ -6351,7 +6382,7 @@
           <w:sz w:val="17"/>
           <w:szCs w:val="17"/>
         </w:rPr>
-        <w:t xml:space="preserve">그림 7-2. 7-spot · 30 m · bleed −10 % 참조해를 불러와 재생한 화면. 3D 면은 OGS 추적자, 우측 상세 지표는 브라우저와의 차이</w:t>
+        <w:t xml:space="preserve">그림 7-2. 7-spot · 30 m · bleed −10 % 참조해를 불러와 재생한 화면. 3D 면은 OGS 추적자, 우측 “참조해 비교”에 브라우저 · OGS · 차이 평면도</w:t>
       </w:r>
     </w:p>
     <w:p>
@@ -7423,7 +7454,7 @@
           <w:sz w:val="20"/>
           <w:szCs w:val="20"/>
         </w:rPr>
-        <w:t xml:space="preserve">패턴 탭을 OpenGeoSys 참조해와 12개 시나리오(3 패턴 × 간격 30·50 m × bleed +5·−10 %, 참조해 도메인을 스튜디오와 같게 맞춤)에서 비교했습니다. 상세는 COMPARE.md 부록 B에 있습니다.</w:t>
+        <w:t xml:space="preserve">패턴 탭을 OpenGeoSys 참조해와 12개 시나리오(3 패턴 × 간격 30·50 m × bleed +5·−10 %, 침출 5 PV + 복원 2 PV)에서 같은 PV 기준으로 비교했습니다. 상세는 COMPARE.md 부록 C에 있습니다.</w:t>
       </w:r>
     </w:p>
     <w:tbl>
@@ -7632,7 +7663,7 @@
                 <w:sz w:val="18"/>
                 <w:szCs w:val="18"/>
               </w:rPr>
-              <w:t xml:space="preserve">sweep 접촉율, 봉쇄 유지</w:t>
+              <w:t xml:space="preserve">sweep 접촉율 @1 PV</w:t>
             </w:r>
           </w:p>
         </w:tc>
@@ -7658,7 +7689,7 @@
                 <w:sz w:val="18"/>
                 <w:szCs w:val="18"/>
               </w:rPr>
-              <w:t xml:space="preserve">브라우저 −2 ~ −5 %p (평균 −2.9)</w:t>
+              <w:t xml:space="preserve">브라우저 −2.4 %p (−5 ~ −1)</w:t>
             </w:r>
           </w:p>
         </w:tc>
@@ -7684,7 +7715,7 @@
                 <w:sz w:val="18"/>
                 <w:szCs w:val="18"/>
               </w:rPr>
-              <w:t xml:space="preserve">분산항 도입 후. 브라우저가 몇 %p 보수적이라고 붙여 읽는다</w:t>
+              <w:t xml:space="preserve">분산항 도입 후. bleed 조건과 무관. 브라우저가 몇 %p 보수적이라고 붙여 읽는다</w:t>
             </w:r>
           </w:p>
         </w:tc>
@@ -7712,7 +7743,7 @@
                 <w:sz w:val="18"/>
                 <w:szCs w:val="18"/>
               </w:rPr>
-              <w:t xml:space="preserve">sweep 접촉율, 봉쇄 실패</w:t>
+              <w:t xml:space="preserve">sweep 접촉율 @5 PV</w:t>
             </w:r>
           </w:p>
         </w:tc>
@@ -7738,7 +7769,7 @@
                 <w:sz w:val="18"/>
                 <w:szCs w:val="18"/>
               </w:rPr>
-              <w:t xml:space="preserve">±1 %p</w:t>
+              <w:t xml:space="preserve">−0.8 %p</w:t>
             </w:r>
           </w:p>
         </w:tc>
@@ -7764,7 +7795,7 @@
                 <w:sz w:val="18"/>
                 <w:szCs w:val="18"/>
               </w:rPr>
-              <w:t xml:space="preserve">유출이 sweep을 지배해 차이가 묻힌다</w:t>
+              <w:t xml:space="preserve">장기적으로 수렴</w:t>
             </w:r>
           </w:p>
         </w:tc>
@@ -7792,7 +7823,7 @@
                 <w:sz w:val="18"/>
                 <w:szCs w:val="18"/>
               </w:rPr>
-              <w:t xml:space="preserve">광체 밖 유출, 봉쇄 유지</w:t>
+              <w:t xml:space="preserve">광체 밖 유출</w:t>
             </w:r>
           </w:p>
         </w:tc>
@@ -7844,7 +7875,7 @@
                 <w:sz w:val="18"/>
                 <w:szCs w:val="18"/>
               </w:rPr>
-              <w:t xml:space="preserve">중앙값으로 읽는다</w:t>
+              <w:t xml:space="preserve">봉쇄 성립·실패 모두. 중앙값으로 읽는다</w:t>
             </w:r>
           </w:p>
         </w:tc>
@@ -7872,7 +7903,7 @@
                 <w:sz w:val="18"/>
                 <w:szCs w:val="18"/>
               </w:rPr>
-              <w:t xml:space="preserve">광체 밖 유출, 봉쇄 실패</w:t>
+              <w:t xml:space="preserve">파과 시각</w:t>
             </w:r>
           </w:p>
         </w:tc>
@@ -7898,7 +7929,7 @@
                 <w:sz w:val="18"/>
                 <w:szCs w:val="18"/>
               </w:rPr>
-              <w:t xml:space="preserve">브라우저 +2~3 %p</w:t>
+              <w:t xml:space="preserve">−3 ~ +5일</w:t>
             </w:r>
           </w:p>
         </w:tc>
@@ -7924,7 +7955,7 @@
                 <w:sz w:val="18"/>
                 <w:szCs w:val="18"/>
               </w:rPr>
-              <w:t xml:space="preserve">그때만 상한으로 읽는다</w:t>
+              <w:t xml:space="preserve">운영 일정에는 무시 가능</w:t>
             </w:r>
           </w:p>
         </w:tc>
@@ -7952,7 +7983,7 @@
                 <w:sz w:val="18"/>
                 <w:szCs w:val="18"/>
               </w:rPr>
-              <w:t xml:space="preserve">파과 시각</w:t>
+              <w:t xml:space="preserve">복원 2 PV 뒤 잔류</w:t>
             </w:r>
           </w:p>
         </w:tc>
@@ -7978,7 +8009,7 @@
                 <w:sz w:val="18"/>
                 <w:szCs w:val="18"/>
               </w:rPr>
-              <w:t xml:space="preserve">−3 ~ +6일</w:t>
+              <w:t xml:space="preserve">±2 %p</w:t>
             </w:r>
           </w:p>
         </w:tc>
@@ -8004,7 +8035,7 @@
                 <w:sz w:val="18"/>
                 <w:szCs w:val="18"/>
               </w:rPr>
-              <w:t xml:space="preserve">운영 일정에는 무시 가능</w:t>
+              <w:t xml:space="preserve">주입 정지 후 양수로 되끌어온 뒤 남는 양</w:t>
             </w:r>
           </w:p>
         </w:tc>
